--- a/KHBD_Tin_học/Tiền_tiểu_học/Tuần_35/KHBD_Tin_hoc_Tiền_tiểu_học_Tiet34_Con_nguoi_va_may_thong_minh.docx
+++ b/KHBD_Tin_học/Tiền_tiểu_học/Tuần_35/KHBD_Tin_hoc_Tiền_tiểu_học_Tiet34_Con_nguoi_va_may_thong_minh.docx
@@ -360,12 +360,12 @@
       </w:pPr>
       <w:r>
         <w:rPr>
-          <w:rFonts w:ascii="Times New Roman" w:hAnsi="Times New Roman" w:eastAsia="Times New Roman"/>
+          <w:rFonts w:ascii="Times New Roman" w:hAnsi="Times New Roman" w:eastAsia="Times New Roman" w:cs="Times New Roman"/>
           <w:b w:val="0"/>
           <w:i w:val="0"/>
           <w:sz w:val="26"/>
         </w:rPr>
-        <w:t>- Miền I. Khai thác dữ liệu và thông tin (thành tố 1.1. Duyệt, tìm kiếm và lọc dữ liệu, thông tin và nội dung số – Bậc 1): Khai thác thông tin số, dữ liệu đa phương tiện an toàn phục vụ bài học. (Đạt được thông qua Hoạt động 2)</w:t>
+        <w:t>- Miền VI. Ứng dụng trí tuệ nhân tạo (thành tố 6.1. Hiểu biết về trí tuệ nhân tạo – Bậc 1): Nhận diện được các công cụ AI đơn giản; Thực hiện được các thao tác cơ bản với các công cụ AI. (Đạt được thông qua Hoạt động 2, Hoạt động 3).</w:t>
       </w:r>
     </w:p>
     <w:p>
@@ -376,12 +376,12 @@
       </w:pPr>
       <w:r>
         <w:rPr>
-          <w:rFonts w:ascii="Times New Roman" w:hAnsi="Times New Roman" w:eastAsia="Times New Roman"/>
+          <w:rFonts w:ascii="Times New Roman" w:hAnsi="Times New Roman" w:eastAsia="Times New Roman" w:cs="Times New Roman"/>
           <w:b w:val="0"/>
           <w:i w:val="0"/>
           <w:sz w:val="26"/>
         </w:rPr>
-        <w:t>- Miền IV. An toàn (thành tố 4.1. Bảo vệ thiết bị – Bậc 1): Tuân thủ quy tắc an toàn về điện, bảo vệ mắt và giữ vệ sinh thiết bị phòng máy. (Đạt được thông qua Hoạt động 3, Hoạt động 4)</w:t>
+        <w:t>- Miền VI. Ứng dụng trí tuệ nhân tạo (thành tố 6.2. Sử dụng trí tuệ nhân tạo – Bậc 1): Nhận diện được các công cụ AI đơn giản; Thực hiện được các thao tác cơ bản với các công cụ AI. (Đạt được thông qua Hoạt động 3, Hoạt động 4).</w:t>
       </w:r>
     </w:p>
     <w:p>

--- a/KHBD_Tin_học/Tiền_tiểu_học/Tuần_35/KHBD_Tin_hoc_Tiền_tiểu_học_Tiet34_Con_nguoi_va_may_thong_minh.docx
+++ b/KHBD_Tin_học/Tiền_tiểu_học/Tuần_35/KHBD_Tin_hoc_Tiền_tiểu_học_Tiet34_Con_nguoi_va_may_thong_minh.docx
@@ -355,7 +355,7 @@
           <w:i w:val="0"/>
           <w:sz w:val="26"/>
         </w:rPr>
-        <w:t>- NLa (Sử dụng và quản lí các phương tiện ICT): Nhận diện và thao tác đúng các công cụ, phần mềm trong bài Con người và máy thông minh. (Đạt được thông qua Hoạt động 2)</w:t>
+        <w:t>- NLa (Sử dụng và quản lí các phương tiện ICT): Nhận diện đúng các bộ phận thiết bị, phần cứng và quản lý tệp/thư mục an toàn trong bài Con người và máy thông minh. (Đạt được thông qua Hoạt động 2)</w:t>
       </w:r>
     </w:p>
     <w:p>
@@ -371,7 +371,7 @@
           <w:i w:val="0"/>
           <w:sz w:val="26"/>
         </w:rPr>
-        <w:t>- NLd (Ứng dụng ICT trong học và tự học): Sử dụng phần mềm tạo sản phẩm số phục vụ học tập. (Đạt được thông qua Hoạt động 3)</w:t>
+        <w:t>- NLd (Ứng dụng ICT trong học và tự học): Tự khám phá và sử dụng các tính năng cơ bản của hệ thống máy tính. (Đạt được thông qua Hoạt động 3)</w:t>
       </w:r>
     </w:p>
     <w:p>
